--- a/database/sample_document_uploads/job_order_JO-2026-0001.docx
+++ b/database/sample_document_uploads/job_order_JO-2026-0001.docx
@@ -25,121 +25,185 @@
       </w:pPr>
       <w:r>
         <w:rPr/>
-        <w:t>Job Order No: JO-2026-0001</w:t>
-      </w:r>
-    </w:p>
-    <w:p>
-      <w:pPr>
-        <w:pStyle w:val="PreformattedText"/>
-        <w:bidi w:val="0"/>
-        <w:spacing w:before="0" w:after="0"/>
-        <w:jc w:val="start"/>
-        <w:rPr/>
-      </w:pPr>
-      <w:r>
-        <w:rPr/>
-      </w:r>
-    </w:p>
-    <w:p>
-      <w:pPr>
-        <w:pStyle w:val="PreformattedText"/>
-        <w:bidi w:val="0"/>
-        <w:spacing w:before="0" w:after="0"/>
-        <w:jc w:val="start"/>
-        <w:rPr/>
-      </w:pPr>
-      <w:r>
-        <w:rPr/>
-        <w:t>SAMPLE UPLOAD DOCUMENT — for testing file upload only, not a real request.</w:t>
-      </w:r>
-    </w:p>
-    <w:p>
-      <w:pPr>
-        <w:pStyle w:val="PreformattedText"/>
-        <w:bidi w:val="0"/>
-        <w:spacing w:before="0" w:after="0"/>
-        <w:jc w:val="start"/>
-        <w:rPr/>
-      </w:pPr>
-      <w:r>
-        <w:rPr/>
-      </w:r>
-    </w:p>
-    <w:p>
-      <w:pPr>
-        <w:pStyle w:val="PreformattedText"/>
-        <w:bidi w:val="0"/>
-        <w:spacing w:before="0" w:after="0"/>
-        <w:jc w:val="start"/>
-        <w:rPr/>
-      </w:pPr>
-      <w:r>
-        <w:rPr/>
-        <w:t>Requested by: Sample Requester (Test Upload), on behalf of Sample Department.</w:t>
-      </w:r>
-    </w:p>
-    <w:p>
-      <w:pPr>
-        <w:pStyle w:val="PreformattedText"/>
-        <w:bidi w:val="0"/>
-        <w:spacing w:before="0" w:after="0"/>
-        <w:jc w:val="start"/>
-        <w:rPr/>
-      </w:pPr>
-      <w:r>
-        <w:rPr/>
-        <w:t>Date requested: Sample Date.</w:t>
-      </w:r>
-    </w:p>
-    <w:p>
-      <w:pPr>
-        <w:pStyle w:val="PreformattedText"/>
-        <w:bidi w:val="0"/>
-        <w:spacing w:before="0" w:after="0"/>
-        <w:jc w:val="start"/>
-        <w:rPr/>
-      </w:pPr>
-      <w:r>
-        <w:rPr/>
-      </w:r>
-    </w:p>
-    <w:p>
-      <w:pPr>
-        <w:pStyle w:val="PreformattedText"/>
-        <w:bidi w:val="0"/>
-        <w:spacing w:before="0" w:after="0"/>
-        <w:jc w:val="start"/>
-        <w:rPr/>
-      </w:pPr>
-      <w:r>
-        <w:rPr/>
-        <w:t>Description of work: this placeholder document exists to verify that PDF,</w:t>
-      </w:r>
-    </w:p>
-    <w:p>
-      <w:pPr>
-        <w:pStyle w:val="PreformattedText"/>
-        <w:bidi w:val="0"/>
-        <w:spacing w:before="0" w:after="0"/>
-        <w:jc w:val="start"/>
-        <w:rPr/>
-      </w:pPr>
-      <w:r>
-        <w:rPr/>
-        <w:t>DOCX, DOC, TXT, PNG, JPG, and JPEG uploads are all processed correctly by</w:t>
-      </w:r>
-    </w:p>
-    <w:p>
-      <w:pPr>
-        <w:pStyle w:val="PreformattedText"/>
-        <w:bidi w:val="0"/>
-        <w:spacing w:before="0" w:after="0"/>
-        <w:jc w:val="start"/>
-        <w:rPr/>
-      </w:pPr>
-      <w:r>
-        <w:rPr/>
-        <w:t>the system for the Job Order category.</w:t>
+      </w:r>
+    </w:p>
+    <w:p>
+      <w:pPr>
+        <w:pStyle w:val="PreformattedText"/>
+        <w:bidi w:val="0"/>
+        <w:spacing w:before="0" w:after="0"/>
+        <w:jc w:val="start"/>
+        <w:rPr/>
+      </w:pPr>
+      <w:r>
+        <w:rPr/>
+        <w:t>Requested by: Angelica Bautista, on behalf of the Engineering department.</w:t>
+      </w:r>
+    </w:p>
+    <w:p>
+      <w:pPr>
+        <w:pStyle w:val="PreformattedText"/>
+        <w:bidi w:val="0"/>
+        <w:spacing w:before="0" w:after="0"/>
+        <w:jc w:val="start"/>
+        <w:rPr/>
+      </w:pPr>
+      <w:r>
+        <w:rPr/>
+        <w:t>Date requested: June 24, 2026.</w:t>
+      </w:r>
+    </w:p>
+    <w:p>
+      <w:pPr>
+        <w:pStyle w:val="PreformattedText"/>
+        <w:bidi w:val="0"/>
+        <w:spacing w:before="0" w:after="0"/>
+        <w:jc w:val="start"/>
+        <w:rPr/>
+      </w:pPr>
+      <w:r>
+        <w:rPr/>
+      </w:r>
+    </w:p>
+    <w:p>
+      <w:pPr>
+        <w:pStyle w:val="PreformattedText"/>
+        <w:bidi w:val="0"/>
+        <w:spacing w:before="0" w:after="0"/>
+        <w:jc w:val="start"/>
+        <w:rPr/>
+      </w:pPr>
+      <w:r>
+        <w:rPr/>
+        <w:t>Description of work: the automatic sliding door at the main entrance has been</w:t>
+      </w:r>
+    </w:p>
+    <w:p>
+      <w:pPr>
+        <w:pStyle w:val="PreformattedText"/>
+        <w:bidi w:val="0"/>
+        <w:spacing w:before="0" w:after="0"/>
+        <w:jc w:val="start"/>
+        <w:rPr/>
+      </w:pPr>
+      <w:r>
+        <w:rPr/>
+        <w:t>sticking intermittently and failing to close fully on some cycles, creating a</w:t>
+      </w:r>
+    </w:p>
+    <w:p>
+      <w:pPr>
+        <w:pStyle w:val="PreformattedText"/>
+        <w:bidi w:val="0"/>
+        <w:spacing w:before="0" w:after="0"/>
+        <w:jc w:val="start"/>
+        <w:rPr/>
+      </w:pPr>
+      <w:r>
+        <w:rPr/>
+        <w:t>security and air-conditioning loss concern. Please inspect the door's track,</w:t>
+      </w:r>
+    </w:p>
+    <w:p>
+      <w:pPr>
+        <w:pStyle w:val="PreformattedText"/>
+        <w:bidi w:val="0"/>
+        <w:spacing w:before="0" w:after="0"/>
+        <w:jc w:val="start"/>
+        <w:rPr/>
+      </w:pPr>
+      <w:r>
+        <w:rPr/>
+        <w:t>sensors, and motor assembly, clean and re-lubricate the rail, and recalibrate</w:t>
+      </w:r>
+    </w:p>
+    <w:p>
+      <w:pPr>
+        <w:pStyle w:val="PreformattedText"/>
+        <w:bidi w:val="0"/>
+        <w:spacing w:before="0" w:after="0"/>
+        <w:jc w:val="start"/>
+        <w:rPr/>
+      </w:pPr>
+      <w:r>
+        <w:rPr/>
+        <w:t>the sensor range so the door opens and closes reliably. Test through at least</w:t>
+      </w:r>
+    </w:p>
+    <w:p>
+      <w:pPr>
+        <w:pStyle w:val="PreformattedText"/>
+        <w:bidi w:val="0"/>
+        <w:spacing w:before="0" w:after="0"/>
+        <w:jc w:val="start"/>
+        <w:rPr/>
+      </w:pPr>
+      <w:r>
+        <w:rPr/>
+        <w:t>ten full cycles before signing off.</w:t>
+      </w:r>
+    </w:p>
+    <w:p>
+      <w:pPr>
+        <w:pStyle w:val="PreformattedText"/>
+        <w:bidi w:val="0"/>
+        <w:spacing w:before="0" w:after="0"/>
+        <w:jc w:val="start"/>
+        <w:rPr/>
+      </w:pPr>
+      <w:r>
+        <w:rPr/>
+      </w:r>
+    </w:p>
+    <w:p>
+      <w:pPr>
+        <w:pStyle w:val="PreformattedText"/>
+        <w:bidi w:val="0"/>
+        <w:spacing w:before="0" w:after="0"/>
+        <w:jc w:val="start"/>
+        <w:rPr/>
+      </w:pPr>
+      <w:r>
+        <w:rPr/>
+        <w:t>Priority: High</w:t>
+      </w:r>
+    </w:p>
+    <w:p>
+      <w:pPr>
+        <w:pStyle w:val="PreformattedText"/>
+        <w:bidi w:val="0"/>
+        <w:spacing w:before="0" w:after="0"/>
+        <w:jc w:val="start"/>
+        <w:rPr/>
+      </w:pPr>
+      <w:r>
+        <w:rPr/>
+        <w:t>Target Completion: June 27, 2026</w:t>
+      </w:r>
+    </w:p>
+    <w:p>
+      <w:pPr>
+        <w:pStyle w:val="PreformattedText"/>
+        <w:bidi w:val="0"/>
+        <w:spacing w:before="0" w:after="0"/>
+        <w:jc w:val="start"/>
+        <w:rPr/>
+      </w:pPr>
+      <w:r>
+        <w:rPr/>
+      </w:r>
+    </w:p>
+    <w:p>
+      <w:pPr>
+        <w:pStyle w:val="PreformattedText"/>
+        <w:bidi w:val="0"/>
+        <w:spacing w:before="0" w:after="0"/>
+        <w:jc w:val="start"/>
+        <w:rPr/>
+      </w:pPr>
+      <w:r>
+        <w:rPr/>
+        <w:t>Approved By: _______________________________</w:t>
       </w:r>
     </w:p>
     <w:sectPr>
